--- a/ex6 等厚干涉/2024382026陈冠宇 ex6 等厚干涉.docx
+++ b/ex6 等厚干涉/2024382026陈冠宇 ex6 等厚干涉.docx
@@ -846,7 +846,25 @@
           <w:sz w:val="28"/>
           <w:u w:val="single"/>
         </w:rPr>
-        <w:t xml:space="preserve">               </w:t>
+        <w:t xml:space="preserve">   </w:t>
+      </w:r>
+      <w:r>
+        <w:rPr>
+          <w:rFonts w:hint="eastAsia"/>
+          <w:b/>
+          <w:sz w:val="28"/>
+          <w:u w:val="single"/>
+          <w:lang w:val="en-US" w:eastAsia="zh-CN"/>
+        </w:rPr>
+        <w:t>2026</w:t>
+      </w:r>
+      <w:r>
+        <w:rPr>
+          <w:b/>
+          <w:sz w:val="28"/>
+          <w:u w:val="single"/>
+        </w:rPr>
+        <w:t xml:space="preserve">   </w:t>
       </w:r>
       <w:r>
         <w:rPr>
@@ -861,7 +879,25 @@
           <w:sz w:val="28"/>
           <w:u w:val="single"/>
         </w:rPr>
-        <w:t xml:space="preserve">        </w:t>
+        <w:t xml:space="preserve">   </w:t>
+      </w:r>
+      <w:r>
+        <w:rPr>
+          <w:rFonts w:hint="eastAsia"/>
+          <w:b/>
+          <w:sz w:val="28"/>
+          <w:u w:val="single"/>
+          <w:lang w:val="en-US" w:eastAsia="zh-CN"/>
+        </w:rPr>
+        <w:t>5</w:t>
+      </w:r>
+      <w:r>
+        <w:rPr>
+          <w:b/>
+          <w:sz w:val="28"/>
+          <w:u w:val="single"/>
+        </w:rPr>
+        <w:t xml:space="preserve">     </w:t>
       </w:r>
       <w:r>
         <w:rPr>
@@ -876,7 +912,25 @@
           <w:sz w:val="28"/>
           <w:u w:val="single"/>
         </w:rPr>
-        <w:t xml:space="preserve">        </w:t>
+        <w:t xml:space="preserve">    </w:t>
+      </w:r>
+      <w:r>
+        <w:rPr>
+          <w:rFonts w:hint="eastAsia"/>
+          <w:b/>
+          <w:sz w:val="28"/>
+          <w:u w:val="single"/>
+          <w:lang w:val="en-US" w:eastAsia="zh-CN"/>
+        </w:rPr>
+        <w:t>19</w:t>
+      </w:r>
+      <w:r>
+        <w:rPr>
+          <w:b/>
+          <w:sz w:val="28"/>
+          <w:u w:val="single"/>
+        </w:rPr>
+        <w:t xml:space="preserve">    </w:t>
       </w:r>
       <w:r>
         <w:rPr>
@@ -905,6 +959,88 @@
           <w:u w:val="single"/>
         </w:rPr>
       </w:pPr>
+    </w:p>
+    <w:p>
+      <w:pPr>
+        <w:rPr>
+          <w:rFonts w:hint="default" w:eastAsia="宋体"/>
+          <w:b/>
+          <w:sz w:val="28"/>
+          <w:szCs w:val="28"/>
+          <w:u w:val="single"/>
+          <w:lang w:val="en-US" w:eastAsia="zh-CN"/>
+        </w:rPr>
+      </w:pPr>
+      <w:r>
+        <w:rPr>
+          <w:rFonts w:hint="eastAsia"/>
+          <w:b/>
+          <w:sz w:val="28"/>
+          <w:szCs w:val="28"/>
+          <w:u w:val="single"/>
+          <w:lang w:val="en-US" w:eastAsia="zh-CN"/>
+        </w:rPr>
+        <w:t>预习成绩截图：</w:t>
+      </w:r>
+    </w:p>
+    <w:p>
+      <w:pPr>
+        <w:rPr>
+          <w:b/>
+          <w:sz w:val="28"/>
+          <w:szCs w:val="28"/>
+          <w:u w:val="single"/>
+        </w:rPr>
+      </w:pPr>
+      <w:r>
+        <w:rPr>
+          <w:b/>
+          <w:sz w:val="28"/>
+          <w:szCs w:val="28"/>
+          <w:u w:val="single"/>
+        </w:rPr>
+        <w:drawing>
+          <wp:inline distT="0" distB="0" distL="114300" distR="114300">
+            <wp:extent cx="4620260" cy="1779270"/>
+            <wp:effectExtent l="0" t="0" r="2540" b="11430"/>
+            <wp:docPr id="6" name="图片 1"/>
+            <wp:cNvGraphicFramePr>
+              <a:graphicFrameLocks xmlns:a="http://schemas.openxmlformats.org/drawingml/2006/main" noChangeAspect="1"/>
+            </wp:cNvGraphicFramePr>
+            <a:graphic xmlns:a="http://schemas.openxmlformats.org/drawingml/2006/main">
+              <a:graphicData uri="http://schemas.openxmlformats.org/drawingml/2006/picture">
+                <pic:pic xmlns:pic="http://schemas.openxmlformats.org/drawingml/2006/picture">
+                  <pic:nvPicPr>
+                    <pic:cNvPr id="6" name="图片 1"/>
+                    <pic:cNvPicPr>
+                      <a:picLocks noChangeAspect="1"/>
+                    </pic:cNvPicPr>
+                  </pic:nvPicPr>
+                  <pic:blipFill>
+                    <a:blip r:embed="rId8"/>
+                    <a:stretch>
+                      <a:fillRect/>
+                    </a:stretch>
+                  </pic:blipFill>
+                  <pic:spPr>
+                    <a:xfrm>
+                      <a:off x="0" y="0"/>
+                      <a:ext cx="4620260" cy="1779270"/>
+                    </a:xfrm>
+                    <a:prstGeom prst="rect">
+                      <a:avLst/>
+                    </a:prstGeom>
+                    <a:noFill/>
+                    <a:ln>
+                      <a:noFill/>
+                    </a:ln>
+                  </pic:spPr>
+                </pic:pic>
+              </a:graphicData>
+            </a:graphic>
+          </wp:inline>
+        </w:drawing>
+      </w:r>
     </w:p>
     <w:tbl>
       <w:tblPr>
@@ -1191,7 +1327,7 @@
                           </pic:cNvPicPr>
                         </pic:nvPicPr>
                         <pic:blipFill>
-                          <a:blip r:embed="rId8"/>
+                          <a:blip r:embed="rId9"/>
                           <a:stretch>
                             <a:fillRect/>
                           </a:stretch>
@@ -1312,17 +1448,7 @@
                 <w:sz w:val="21"/>
                 <w:szCs w:val="21"/>
               </w:rPr>
-              <w:t>利用牛顿环仪</w:t>
-            </w:r>
-            <w:bookmarkStart w:id="0" w:name="_GoBack"/>
-            <w:bookmarkEnd w:id="0"/>
-            <w:r>
-              <w:rPr>
-                <w:rFonts w:hint="eastAsia" w:ascii="宋体" w:hAnsi="宋体" w:eastAsia="宋体" w:cs="宋体"/>
-                <w:sz w:val="21"/>
-                <w:szCs w:val="21"/>
-              </w:rPr>
-              <w:t>、钠光灯和读数显微镜，观察并分析平凸透镜与平面玻璃间空气薄膜产生的同心圆环状干涉条纹，通过测量多组暗环（或亮环）的直径，并运用逐差法处理数据，计算出透镜的曲率半径；实验还可能拓展到用劈尖干涉测量微小厚度，其核心目的在于验证光的波动性，掌握利用光干涉原理进行精密测量的基本方法。</w:t>
+              <w:t>利用牛顿环仪、钠光灯和读数显微镜，观察并分析平凸透镜与平面玻璃间空气薄膜产生的同心圆环状干涉条纹，通过测量多组暗环（或亮环）的直径，并运用逐差法处理数据，计算出透镜的曲率半径；实验还可能拓展到用劈尖干涉测量微小厚度，其核心目的在于验证光的波动性，掌握利用光干涉原理进行精密测量的基本方法。</w:t>
             </w:r>
           </w:p>
           <w:p>
@@ -1464,178 +1590,53 @@
               <w:rPr>
                 <w:rFonts w:eastAsia="黑体"/>
                 <w:sz w:val="24"/>
+              </w:rPr>
+            </w:pPr>
+            <w:r>
+              <w:rPr>
+                <w:rFonts w:hint="eastAsia" w:eastAsia="黑体"/>
+                <w:sz w:val="24"/>
                 <w:szCs w:val="24"/>
-              </w:rPr>
-            </w:pPr>
-          </w:p>
-          <w:p>
-            <w:pPr>
-              <w:spacing w:line="360" w:lineRule="auto"/>
-              <w:rPr>
-                <w:rFonts w:eastAsia="黑体"/>
-                <w:sz w:val="22"/>
-                <w:szCs w:val="22"/>
-              </w:rPr>
-            </w:pPr>
-          </w:p>
-          <w:p>
-            <w:pPr>
-              <w:spacing w:line="360" w:lineRule="auto"/>
-              <w:rPr>
-                <w:rFonts w:eastAsia="黑体"/>
-                <w:sz w:val="22"/>
-                <w:szCs w:val="22"/>
-              </w:rPr>
-            </w:pPr>
-          </w:p>
-          <w:p>
-            <w:pPr>
-              <w:spacing w:line="360" w:lineRule="auto"/>
-              <w:rPr>
-                <w:rFonts w:eastAsia="黑体"/>
-                <w:sz w:val="22"/>
-                <w:szCs w:val="22"/>
-              </w:rPr>
-            </w:pPr>
-          </w:p>
-          <w:p>
-            <w:pPr>
-              <w:spacing w:line="360" w:lineRule="auto"/>
-              <w:rPr>
-                <w:rFonts w:eastAsia="黑体"/>
-                <w:sz w:val="22"/>
-                <w:szCs w:val="22"/>
-              </w:rPr>
-            </w:pPr>
-          </w:p>
-          <w:p>
-            <w:pPr>
-              <w:spacing w:line="360" w:lineRule="auto"/>
-              <w:rPr>
-                <w:rFonts w:eastAsia="黑体"/>
-                <w:sz w:val="22"/>
-                <w:szCs w:val="22"/>
-              </w:rPr>
-            </w:pPr>
-          </w:p>
-          <w:p>
-            <w:pPr>
-              <w:spacing w:line="360" w:lineRule="auto"/>
-              <w:rPr>
-                <w:rFonts w:eastAsia="黑体"/>
-                <w:sz w:val="22"/>
-                <w:szCs w:val="22"/>
-              </w:rPr>
-            </w:pPr>
-          </w:p>
-          <w:p>
-            <w:pPr>
-              <w:spacing w:line="360" w:lineRule="auto"/>
-              <w:rPr>
-                <w:rFonts w:eastAsia="黑体"/>
-                <w:sz w:val="22"/>
-                <w:szCs w:val="22"/>
-              </w:rPr>
-            </w:pPr>
-          </w:p>
-          <w:p>
-            <w:pPr>
-              <w:spacing w:line="360" w:lineRule="auto"/>
-              <w:rPr>
-                <w:rFonts w:eastAsia="黑体"/>
-                <w:sz w:val="22"/>
-                <w:szCs w:val="22"/>
-              </w:rPr>
-            </w:pPr>
-          </w:p>
-          <w:p>
-            <w:pPr>
-              <w:spacing w:line="360" w:lineRule="auto"/>
-              <w:rPr>
-                <w:rFonts w:eastAsia="黑体"/>
-                <w:sz w:val="22"/>
-                <w:szCs w:val="22"/>
-              </w:rPr>
-            </w:pPr>
-          </w:p>
-          <w:p>
-            <w:pPr>
-              <w:spacing w:line="360" w:lineRule="auto"/>
-              <w:rPr>
-                <w:rFonts w:eastAsia="黑体"/>
-                <w:sz w:val="22"/>
-                <w:szCs w:val="22"/>
-              </w:rPr>
-            </w:pPr>
-          </w:p>
-          <w:p>
-            <w:pPr>
-              <w:spacing w:line="360" w:lineRule="auto"/>
-              <w:rPr>
-                <w:rFonts w:eastAsia="黑体"/>
-                <w:sz w:val="22"/>
-                <w:szCs w:val="22"/>
-              </w:rPr>
-            </w:pPr>
-          </w:p>
-          <w:p>
-            <w:pPr>
-              <w:spacing w:line="360" w:lineRule="auto"/>
-              <w:rPr>
-                <w:rFonts w:eastAsia="黑体"/>
-                <w:sz w:val="22"/>
-                <w:szCs w:val="22"/>
-              </w:rPr>
-            </w:pPr>
-          </w:p>
-          <w:p>
-            <w:pPr>
-              <w:spacing w:line="360" w:lineRule="auto"/>
-              <w:rPr>
-                <w:rFonts w:eastAsia="黑体"/>
-                <w:sz w:val="22"/>
-                <w:szCs w:val="22"/>
-              </w:rPr>
-            </w:pPr>
-          </w:p>
-          <w:p>
-            <w:pPr>
-              <w:spacing w:line="360" w:lineRule="auto"/>
-              <w:rPr>
-                <w:rFonts w:eastAsia="黑体"/>
-                <w:sz w:val="22"/>
-                <w:szCs w:val="22"/>
-              </w:rPr>
-            </w:pPr>
-          </w:p>
-          <w:p>
-            <w:pPr>
-              <w:spacing w:line="360" w:lineRule="auto"/>
-              <w:rPr>
-                <w:rFonts w:eastAsia="黑体"/>
-                <w:sz w:val="22"/>
-                <w:szCs w:val="22"/>
-              </w:rPr>
-            </w:pPr>
-          </w:p>
-          <w:p>
-            <w:pPr>
-              <w:spacing w:line="360" w:lineRule="auto"/>
-              <w:rPr>
-                <w:rFonts w:eastAsia="黑体"/>
-                <w:sz w:val="22"/>
-                <w:szCs w:val="22"/>
-              </w:rPr>
-            </w:pPr>
-          </w:p>
-          <w:p>
-            <w:pPr>
-              <w:spacing w:line="360" w:lineRule="auto"/>
-              <w:rPr>
-                <w:rFonts w:eastAsia="黑体"/>
-                <w:sz w:val="24"/>
-              </w:rPr>
-            </w:pPr>
+                <w:lang w:eastAsia="zh-CN"/>
+              </w:rPr>
+              <w:drawing>
+                <wp:inline distT="0" distB="0" distL="114300" distR="114300">
+                  <wp:extent cx="1964055" cy="3492500"/>
+                  <wp:effectExtent l="0" t="0" r="0" b="4445"/>
+                  <wp:docPr id="5" name="图片 5" descr="eebae971ba0d648bbc75d5618f379ce1"/>
+                  <wp:cNvGraphicFramePr>
+                    <a:graphicFrameLocks xmlns:a="http://schemas.openxmlformats.org/drawingml/2006/main" noChangeAspect="1"/>
+                  </wp:cNvGraphicFramePr>
+                  <a:graphic xmlns:a="http://schemas.openxmlformats.org/drawingml/2006/main">
+                    <a:graphicData uri="http://schemas.openxmlformats.org/drawingml/2006/picture">
+                      <pic:pic xmlns:pic="http://schemas.openxmlformats.org/drawingml/2006/picture">
+                        <pic:nvPicPr>
+                          <pic:cNvPr id="5" name="图片 5" descr="eebae971ba0d648bbc75d5618f379ce1"/>
+                          <pic:cNvPicPr>
+                            <a:picLocks noChangeAspect="1"/>
+                          </pic:cNvPicPr>
+                        </pic:nvPicPr>
+                        <pic:blipFill>
+                          <a:blip r:embed="rId10"/>
+                          <a:stretch>
+                            <a:fillRect/>
+                          </a:stretch>
+                        </pic:blipFill>
+                        <pic:spPr>
+                          <a:xfrm rot="5400000">
+                            <a:off x="0" y="0"/>
+                            <a:ext cx="1964055" cy="3492500"/>
+                          </a:xfrm>
+                          <a:prstGeom prst="rect">
+                            <a:avLst/>
+                          </a:prstGeom>
+                        </pic:spPr>
+                      </pic:pic>
+                    </a:graphicData>
+                  </a:graphic>
+                </wp:inline>
+              </w:drawing>
+            </w:r>
           </w:p>
         </w:tc>
       </w:tr>
@@ -1699,126 +1700,94 @@
                 <w:szCs w:val="22"/>
               </w:rPr>
             </w:pPr>
-          </w:p>
-          <w:p>
-            <w:pPr>
-              <w:spacing w:line="360" w:lineRule="auto"/>
+            <w:r>
               <w:rPr>
                 <w:rFonts w:eastAsia="黑体"/>
                 <w:sz w:val="22"/>
                 <w:szCs w:val="22"/>
               </w:rPr>
-            </w:pPr>
+              <w:drawing>
+                <wp:inline distT="0" distB="0" distL="114300" distR="114300">
+                  <wp:extent cx="5020945" cy="2393950"/>
+                  <wp:effectExtent l="0" t="0" r="8255" b="6350"/>
+                  <wp:docPr id="7" name="图片 2"/>
+                  <wp:cNvGraphicFramePr>
+                    <a:graphicFrameLocks xmlns:a="http://schemas.openxmlformats.org/drawingml/2006/main" noChangeAspect="1"/>
+                  </wp:cNvGraphicFramePr>
+                  <a:graphic xmlns:a="http://schemas.openxmlformats.org/drawingml/2006/main">
+                    <a:graphicData uri="http://schemas.openxmlformats.org/drawingml/2006/picture">
+                      <pic:pic xmlns:pic="http://schemas.openxmlformats.org/drawingml/2006/picture">
+                        <pic:nvPicPr>
+                          <pic:cNvPr id="7" name="图片 2"/>
+                          <pic:cNvPicPr>
+                            <a:picLocks noChangeAspect="1"/>
+                          </pic:cNvPicPr>
+                        </pic:nvPicPr>
+                        <pic:blipFill>
+                          <a:blip r:embed="rId11"/>
+                          <a:stretch>
+                            <a:fillRect/>
+                          </a:stretch>
+                        </pic:blipFill>
+                        <pic:spPr>
+                          <a:xfrm>
+                            <a:off x="0" y="0"/>
+                            <a:ext cx="5020945" cy="2393950"/>
+                          </a:xfrm>
+                          <a:prstGeom prst="rect">
+                            <a:avLst/>
+                          </a:prstGeom>
+                          <a:noFill/>
+                          <a:ln>
+                            <a:noFill/>
+                          </a:ln>
+                        </pic:spPr>
+                      </pic:pic>
+                    </a:graphicData>
+                  </a:graphic>
+                </wp:inline>
+              </w:drawing>
+            </w:r>
           </w:p>
           <w:p>
             <w:pPr>
               <w:spacing w:line="360" w:lineRule="auto"/>
               <w:rPr>
-                <w:rFonts w:eastAsia="黑体"/>
-                <w:sz w:val="22"/>
-                <w:szCs w:val="22"/>
-              </w:rPr>
-            </w:pPr>
-          </w:p>
-          <w:p>
-            <w:pPr>
-              <w:spacing w:line="360" w:lineRule="auto"/>
-              <w:rPr>
-                <w:rFonts w:eastAsia="黑体"/>
-                <w:sz w:val="22"/>
-                <w:szCs w:val="22"/>
-              </w:rPr>
-            </w:pPr>
-          </w:p>
-          <w:p>
-            <w:pPr>
-              <w:spacing w:line="360" w:lineRule="auto"/>
-              <w:rPr>
-                <w:rFonts w:eastAsia="黑体"/>
-                <w:sz w:val="22"/>
-                <w:szCs w:val="22"/>
-              </w:rPr>
-            </w:pPr>
-          </w:p>
-          <w:p>
-            <w:pPr>
-              <w:spacing w:line="360" w:lineRule="auto"/>
-              <w:rPr>
-                <w:rFonts w:eastAsia="黑体"/>
-                <w:sz w:val="22"/>
-                <w:szCs w:val="22"/>
-              </w:rPr>
-            </w:pPr>
-          </w:p>
-          <w:p>
-            <w:pPr>
-              <w:spacing w:line="360" w:lineRule="auto"/>
-              <w:rPr>
-                <w:rFonts w:eastAsia="黑体"/>
-                <w:sz w:val="22"/>
-                <w:szCs w:val="22"/>
-              </w:rPr>
-            </w:pPr>
-          </w:p>
-          <w:p>
-            <w:pPr>
-              <w:spacing w:line="360" w:lineRule="auto"/>
-              <w:rPr>
-                <w:rFonts w:eastAsia="黑体"/>
-                <w:sz w:val="22"/>
-                <w:szCs w:val="22"/>
-              </w:rPr>
-            </w:pPr>
-          </w:p>
-          <w:p>
-            <w:pPr>
-              <w:spacing w:line="360" w:lineRule="auto"/>
-              <w:rPr>
-                <w:rFonts w:eastAsia="黑体"/>
-                <w:sz w:val="22"/>
-                <w:szCs w:val="22"/>
-              </w:rPr>
-            </w:pPr>
-          </w:p>
-          <w:p>
-            <w:pPr>
-              <w:spacing w:line="360" w:lineRule="auto"/>
-              <w:rPr>
-                <w:rFonts w:eastAsia="黑体"/>
-                <w:sz w:val="22"/>
-                <w:szCs w:val="22"/>
-              </w:rPr>
-            </w:pPr>
-          </w:p>
-          <w:p>
-            <w:pPr>
-              <w:spacing w:line="360" w:lineRule="auto"/>
-              <w:rPr>
-                <w:rFonts w:eastAsia="黑体"/>
-                <w:sz w:val="22"/>
-                <w:szCs w:val="22"/>
-              </w:rPr>
-            </w:pPr>
-          </w:p>
-          <w:p>
-            <w:pPr>
-              <w:spacing w:line="360" w:lineRule="auto"/>
-              <w:rPr>
-                <w:rFonts w:eastAsia="黑体"/>
-                <w:sz w:val="22"/>
-                <w:szCs w:val="22"/>
-              </w:rPr>
-            </w:pPr>
-          </w:p>
-          <w:p>
-            <w:pPr>
-              <w:spacing w:line="360" w:lineRule="auto"/>
-              <w:rPr>
-                <w:rFonts w:eastAsia="黑体"/>
+                <w:rFonts w:hint="eastAsia" w:eastAsia="黑体"/>
                 <w:bCs/>
                 <w:sz w:val="24"/>
-              </w:rPr>
-            </w:pPr>
+                <w:lang w:val="en-US" w:eastAsia="zh-CN"/>
+              </w:rPr>
+            </w:pPr>
+            <w:r>
+              <w:rPr>
+                <w:rFonts w:hint="eastAsia" w:eastAsia="黑体"/>
+                <w:bCs/>
+                <w:sz w:val="24"/>
+                <w:lang w:val="en-US" w:eastAsia="zh-CN"/>
+              </w:rPr>
+              <w:t>平均曲率半径 R̄ = 1.520447 m (1520.447 mm)</w:t>
+            </w:r>
+          </w:p>
+          <w:p>
+            <w:pPr>
+              <w:spacing w:line="360" w:lineRule="auto"/>
+              <w:rPr>
+                <w:rFonts w:hint="default" w:eastAsia="黑体"/>
+                <w:bCs/>
+                <w:sz w:val="24"/>
+                <w:lang w:val="en-US" w:eastAsia="zh-CN"/>
+              </w:rPr>
+            </w:pPr>
+            <w:r>
+              <w:rPr>
+                <w:rFonts w:hint="eastAsia" w:eastAsia="黑体"/>
+                <w:bCs/>
+                <w:sz w:val="24"/>
+                <w:lang w:val="en-US" w:eastAsia="zh-CN"/>
+              </w:rPr>
+              <w:t>详见py代码</w:t>
+            </w:r>
           </w:p>
         </w:tc>
       </w:tr>
@@ -1875,182 +1844,401 @@
           <w:p>
             <w:pPr>
               <w:rPr>
-                <w:rFonts w:ascii="黑体" w:hAnsi="黑体" w:eastAsia="黑体"/>
+                <w:rFonts w:hint="eastAsia" w:ascii="黑体" w:hAnsi="黑体" w:eastAsia="黑体"/>
                 <w:bCs/>
                 <w:sz w:val="22"/>
                 <w:szCs w:val="22"/>
               </w:rPr>
             </w:pPr>
-          </w:p>
-          <w:p>
-            <w:pPr>
-              <w:rPr>
-                <w:rFonts w:ascii="黑体" w:hAnsi="黑体" w:eastAsia="黑体"/>
+            <w:r>
+              <w:rPr>
+                <w:rFonts w:hint="eastAsia" w:ascii="黑体" w:hAnsi="黑体" w:eastAsia="黑体"/>
                 <w:bCs/>
                 <w:sz w:val="22"/>
                 <w:szCs w:val="22"/>
               </w:rPr>
-            </w:pPr>
-          </w:p>
-          <w:p>
-            <w:pPr>
-              <w:rPr>
-                <w:rFonts w:ascii="黑体" w:hAnsi="黑体" w:eastAsia="黑体"/>
+              <w:t xml:space="preserve"> 按逐差法取 </w:t>
+            </w:r>
+            <m:oMath>
+              <m:r>
+                <m:rPr/>
+                <w:rPr>
+                  <w:rFonts w:hint="default" w:ascii="Cambria Math" w:hAnsi="Cambria Math" w:eastAsia="黑体"/>
+                  <w:sz w:val="22"/>
+                </w:rPr>
+                <m:t>m−n=10</m:t>
+              </m:r>
+            </m:oMath>
+            <w:r>
+              <w:rPr>
+                <w:rFonts w:hint="eastAsia" w:ascii="黑体" w:hAnsi="黑体" w:eastAsia="黑体"/>
                 <w:bCs/>
                 <w:sz w:val="22"/>
                 <w:szCs w:val="22"/>
               </w:rPr>
-            </w:pPr>
-          </w:p>
-          <w:p>
-            <w:pPr>
-              <w:rPr>
-                <w:rFonts w:ascii="黑体" w:hAnsi="黑体" w:eastAsia="黑体"/>
+              <w:t>、</w:t>
+            </w:r>
+            <m:oMath>
+              <m:r>
+                <m:rPr/>
+                <w:rPr>
+                  <w:rFonts w:hint="default" w:ascii="Cambria Math" w:hAnsi="Cambria Math" w:eastAsia="黑体"/>
+                  <w:sz w:val="22"/>
+                </w:rPr>
+                <m:t>λ=589.3,nm</m:t>
+              </m:r>
+            </m:oMath>
+            <w:r>
+              <w:rPr>
+                <w:rFonts w:hint="eastAsia" w:ascii="黑体" w:hAnsi="黑体" w:eastAsia="黑体"/>
                 <w:bCs/>
                 <w:sz w:val="22"/>
                 <w:szCs w:val="22"/>
               </w:rPr>
-            </w:pPr>
-          </w:p>
-          <w:p>
-            <w:pPr>
-              <w:rPr>
-                <w:rFonts w:ascii="黑体" w:hAnsi="黑体" w:eastAsia="黑体"/>
+              <w:t>，由</w:t>
+            </w:r>
+            <m:oMath>
+              <m:r>
+                <m:rPr/>
+                <w:rPr>
+                  <w:rFonts w:hint="default" w:ascii="Cambria Math" w:hAnsi="Cambria Math" w:eastAsia="黑体"/>
+                  <w:sz w:val="22"/>
+                </w:rPr>
+                <m:t>R=</m:t>
+              </m:r>
+              <m:f>
+                <m:fPr>
+                  <m:ctrlPr>
+                    <w:rPr>
+                      <w:rFonts w:hint="default" w:ascii="Cambria Math" w:hAnsi="Cambria Math" w:eastAsia="黑体"/>
+                      <w:sz w:val="22"/>
+                    </w:rPr>
+                  </m:ctrlPr>
+                </m:fPr>
+                <m:num>
+                  <m:sSubSup>
+                    <m:sSubSupPr>
+                      <m:ctrlPr>
+                        <w:rPr>
+                          <w:rFonts w:hint="default" w:ascii="Cambria Math" w:hAnsi="Cambria Math" w:eastAsia="黑体"/>
+                          <w:sz w:val="22"/>
+                        </w:rPr>
+                      </m:ctrlPr>
+                    </m:sSubSupPr>
+                    <m:e>
+                      <m:r>
+                        <m:rPr/>
+                        <w:rPr>
+                          <w:rFonts w:hint="default" w:ascii="Cambria Math" w:hAnsi="Cambria Math" w:eastAsia="黑体"/>
+                          <w:sz w:val="22"/>
+                        </w:rPr>
+                        <m:t>D</m:t>
+                      </m:r>
+                      <m:ctrlPr>
+                        <w:rPr>
+                          <w:rFonts w:ascii="Cambria Math" w:hAnsi="Cambria Math" w:eastAsia="黑体"/>
+                          <w:sz w:val="22"/>
+                        </w:rPr>
+                      </m:ctrlPr>
+                    </m:e>
+                    <m:sub>
+                      <m:r>
+                        <m:rPr/>
+                        <w:rPr>
+                          <w:rFonts w:hint="default" w:ascii="Cambria Math" w:hAnsi="Cambria Math" w:eastAsia="黑体"/>
+                          <w:sz w:val="22"/>
+                        </w:rPr>
+                        <m:t>m</m:t>
+                      </m:r>
+                      <m:ctrlPr>
+                        <w:rPr>
+                          <w:rFonts w:ascii="Cambria Math" w:hAnsi="Cambria Math" w:eastAsia="黑体"/>
+                          <w:sz w:val="22"/>
+                        </w:rPr>
+                      </m:ctrlPr>
+                    </m:sub>
+                    <m:sup>
+                      <m:r>
+                        <m:rPr/>
+                        <w:rPr>
+                          <w:rFonts w:hint="default" w:ascii="Cambria Math" w:hAnsi="Cambria Math" w:eastAsia="黑体"/>
+                          <w:sz w:val="22"/>
+                        </w:rPr>
+                        <m:t>2</m:t>
+                      </m:r>
+                      <m:ctrlPr>
+                        <w:rPr>
+                          <w:rFonts w:ascii="Cambria Math" w:hAnsi="Cambria Math" w:eastAsia="黑体"/>
+                          <w:sz w:val="22"/>
+                        </w:rPr>
+                      </m:ctrlPr>
+                    </m:sup>
+                  </m:sSubSup>
+                  <m:r>
+                    <m:rPr/>
+                    <w:rPr>
+                      <w:rFonts w:hint="default" w:ascii="Cambria Math" w:hAnsi="Cambria Math" w:eastAsia="黑体"/>
+                      <w:sz w:val="22"/>
+                    </w:rPr>
+                    <m:t>−</m:t>
+                  </m:r>
+                  <m:sSubSup>
+                    <m:sSubSupPr>
+                      <m:ctrlPr>
+                        <w:rPr>
+                          <w:rFonts w:hint="default" w:ascii="Cambria Math" w:hAnsi="Cambria Math" w:eastAsia="黑体"/>
+                          <w:sz w:val="22"/>
+                        </w:rPr>
+                      </m:ctrlPr>
+                    </m:sSubSupPr>
+                    <m:e>
+                      <m:r>
+                        <m:rPr/>
+                        <w:rPr>
+                          <w:rFonts w:hint="default" w:ascii="Cambria Math" w:hAnsi="Cambria Math" w:eastAsia="黑体"/>
+                          <w:sz w:val="22"/>
+                        </w:rPr>
+                        <m:t>D</m:t>
+                      </m:r>
+                      <m:ctrlPr>
+                        <w:rPr>
+                          <w:rFonts w:ascii="Cambria Math" w:hAnsi="Cambria Math" w:eastAsia="黑体"/>
+                          <w:sz w:val="22"/>
+                        </w:rPr>
+                      </m:ctrlPr>
+                    </m:e>
+                    <m:sub>
+                      <m:r>
+                        <m:rPr/>
+                        <w:rPr>
+                          <w:rFonts w:hint="default" w:ascii="Cambria Math" w:hAnsi="Cambria Math" w:eastAsia="黑体"/>
+                          <w:sz w:val="22"/>
+                        </w:rPr>
+                        <m:t>n</m:t>
+                      </m:r>
+                      <m:ctrlPr>
+                        <w:rPr>
+                          <w:rFonts w:ascii="Cambria Math" w:hAnsi="Cambria Math" w:eastAsia="黑体"/>
+                          <w:sz w:val="22"/>
+                        </w:rPr>
+                      </m:ctrlPr>
+                    </m:sub>
+                    <m:sup>
+                      <m:r>
+                        <m:rPr/>
+                        <w:rPr>
+                          <w:rFonts w:hint="default" w:ascii="Cambria Math" w:hAnsi="Cambria Math" w:eastAsia="黑体"/>
+                          <w:sz w:val="22"/>
+                        </w:rPr>
+                        <m:t>2</m:t>
+                      </m:r>
+                      <m:ctrlPr>
+                        <w:rPr>
+                          <w:rFonts w:ascii="Cambria Math" w:hAnsi="Cambria Math" w:eastAsia="黑体"/>
+                          <w:sz w:val="22"/>
+                        </w:rPr>
+                      </m:ctrlPr>
+                    </m:sup>
+                  </m:sSubSup>
+                  <m:ctrlPr>
+                    <w:rPr>
+                      <w:rFonts w:hint="default" w:ascii="Cambria Math" w:hAnsi="Cambria Math" w:eastAsia="黑体"/>
+                      <w:sz w:val="22"/>
+                    </w:rPr>
+                  </m:ctrlPr>
+                </m:num>
+                <m:den>
+                  <m:r>
+                    <m:rPr/>
+                    <w:rPr>
+                      <w:rFonts w:hint="default" w:ascii="Cambria Math" w:hAnsi="Cambria Math" w:eastAsia="黑体"/>
+                      <w:sz w:val="22"/>
+                    </w:rPr>
+                    <m:t>4(m−n)λ</m:t>
+                  </m:r>
+                  <m:ctrlPr>
+                    <w:rPr>
+                      <w:rFonts w:hint="default" w:ascii="Cambria Math" w:hAnsi="Cambria Math" w:eastAsia="黑体"/>
+                      <w:sz w:val="22"/>
+                    </w:rPr>
+                  </m:ctrlPr>
+                </m:den>
+              </m:f>
+            </m:oMath>
+            <w:r>
+              <w:rPr>
+                <w:rFonts w:hint="eastAsia" w:ascii="黑体" w:hAnsi="黑体" w:eastAsia="黑体"/>
                 <w:bCs/>
                 <w:sz w:val="22"/>
                 <w:szCs w:val="22"/>
               </w:rPr>
-            </w:pPr>
-          </w:p>
-          <w:p>
-            <w:pPr>
-              <w:rPr>
-                <w:rFonts w:ascii="黑体" w:hAnsi="黑体" w:eastAsia="黑体"/>
+              <w:t>计算得到</w:t>
+            </w:r>
+            <w:r>
+              <w:rPr>
+                <w:rFonts w:hint="eastAsia" w:ascii="黑体" w:hAnsi="黑体" w:eastAsia="黑体"/>
                 <w:bCs/>
                 <w:sz w:val="22"/>
                 <w:szCs w:val="22"/>
-              </w:rPr>
-            </w:pPr>
-          </w:p>
-          <w:p>
-            <w:pPr>
-              <w:rPr>
-                <w:rFonts w:ascii="黑体" w:hAnsi="黑体" w:eastAsia="黑体"/>
+                <w:lang w:val="en-US" w:eastAsia="zh-CN"/>
+              </w:rPr>
+              <w:t>10</w:t>
+            </w:r>
+            <w:r>
+              <w:rPr>
+                <w:rFonts w:hint="eastAsia" w:ascii="黑体" w:hAnsi="黑体" w:eastAsia="黑体"/>
                 <w:bCs/>
                 <w:sz w:val="22"/>
                 <w:szCs w:val="22"/>
               </w:rPr>
-            </w:pPr>
-          </w:p>
-          <w:p>
-            <w:pPr>
-              <w:rPr>
-                <w:rFonts w:ascii="黑体" w:hAnsi="黑体" w:eastAsia="黑体"/>
+              <w:t xml:space="preserve">组曲率半径  </w:t>
+            </w:r>
+            <m:oMath>
+              <m:sSub>
+                <m:sSubPr>
+                  <m:ctrlPr>
+                    <w:rPr>
+                      <w:rFonts w:hint="default" w:ascii="Cambria Math" w:hAnsi="Cambria Math" w:eastAsia="黑体"/>
+                      <w:sz w:val="22"/>
+                    </w:rPr>
+                  </m:ctrlPr>
+                </m:sSubPr>
+                <m:e>
+                  <m:r>
+                    <m:rPr/>
+                    <w:rPr>
+                      <w:rFonts w:hint="default" w:ascii="Cambria Math" w:hAnsi="Cambria Math" w:eastAsia="黑体"/>
+                      <w:sz w:val="22"/>
+                    </w:rPr>
+                    <m:t>R</m:t>
+                  </m:r>
+                  <m:ctrlPr>
+                    <w:rPr>
+                      <w:rFonts w:ascii="Cambria Math" w:hAnsi="Cambria Math" w:eastAsia="黑体"/>
+                      <w:sz w:val="22"/>
+                    </w:rPr>
+                  </m:ctrlPr>
+                </m:e>
+                <m:sub>
+                  <m:r>
+                    <m:rPr/>
+                    <w:rPr>
+                      <w:rFonts w:hint="default" w:ascii="Cambria Math" w:hAnsi="Cambria Math" w:eastAsia="黑体"/>
+                      <w:sz w:val="22"/>
+                    </w:rPr>
+                    <m:t>i</m:t>
+                  </m:r>
+                  <m:ctrlPr>
+                    <w:rPr>
+                      <w:rFonts w:ascii="Cambria Math" w:hAnsi="Cambria Math" w:eastAsia="黑体"/>
+                      <w:sz w:val="22"/>
+                    </w:rPr>
+                  </m:ctrlPr>
+                </m:sub>
+              </m:sSub>
+              <m:r>
+                <m:rPr/>
+                <w:rPr>
+                  <w:rFonts w:hint="default" w:ascii="Cambria Math" w:hAnsi="Cambria Math" w:eastAsia="黑体"/>
+                  <w:sz w:val="22"/>
+                </w:rPr>
+                <m:t>=1.470∼1.760 m, R=</m:t>
+              </m:r>
+              <m:r>
+                <m:rPr/>
+                <w:rPr>
+                  <w:rFonts w:hint="default" w:ascii="Cambria Math" w:hAnsi="Cambria Math" w:eastAsia="黑体"/>
+                  <w:sz w:val="22"/>
+                  <w:lang w:val="en-US" w:eastAsia="zh-CN"/>
+                </w:rPr>
+                <m:t xml:space="preserve"> 1.520</m:t>
+              </m:r>
+              <m:r>
+                <m:rPr/>
+                <w:rPr>
+                  <w:rFonts w:hint="default" w:ascii="Cambria Math" w:hAnsi="Cambria Math" w:eastAsia="黑体"/>
+                  <w:sz w:val="22"/>
+                </w:rPr>
+                <m:t xml:space="preserve"> m</m:t>
+              </m:r>
+            </m:oMath>
+            <w:r>
+              <m:rPr/>
+              <w:rPr>
+                <w:rFonts w:hint="eastAsia" w:hAnsi="Cambria Math" w:eastAsia="黑体"/>
+                <w:i w:val="0"/>
+                <w:sz w:val="22"/>
+                <w:lang w:eastAsia="zh-CN"/>
+              </w:rPr>
+              <w:t>，</w:t>
+            </w:r>
+            <w:r>
+              <w:rPr>
+                <w:rFonts w:hint="eastAsia" w:ascii="黑体" w:hAnsi="黑体" w:eastAsia="黑体"/>
                 <w:bCs/>
                 <w:sz w:val="22"/>
                 <w:szCs w:val="22"/>
               </w:rPr>
-            </w:pPr>
-          </w:p>
-          <w:p>
-            <w:pPr>
-              <w:rPr>
-                <w:rFonts w:ascii="黑体" w:hAnsi="黑体" w:eastAsia="黑体"/>
+              <w:t>若取标准差作不确定度</w:t>
+            </w:r>
+            <w:r>
+              <w:rPr>
+                <w:rFonts w:hint="eastAsia" w:ascii="黑体" w:hAnsi="黑体" w:eastAsia="黑体"/>
                 <w:bCs/>
                 <w:sz w:val="22"/>
                 <w:szCs w:val="22"/>
-              </w:rPr>
-            </w:pPr>
-          </w:p>
-          <w:p>
-            <w:pPr>
-              <w:rPr>
-                <w:rFonts w:ascii="黑体" w:hAnsi="黑体" w:eastAsia="黑体"/>
+                <w:lang w:eastAsia="zh-CN"/>
+              </w:rPr>
+              <w:t>：</w:t>
+            </w:r>
+            <m:oMath>
+              <m:r>
+                <m:rPr/>
+                <w:rPr>
+                  <w:rFonts w:hint="default" w:ascii="Cambria Math" w:hAnsi="Cambria Math" w:eastAsia="黑体"/>
+                  <w:sz w:val="22"/>
+                </w:rPr>
+                <m:t>ΔR=0.086 m, R=(</m:t>
+              </m:r>
+              <m:r>
+                <m:rPr/>
+                <w:rPr>
+                  <w:rFonts w:hint="default" w:ascii="Cambria Math" w:hAnsi="Cambria Math" w:eastAsia="黑体"/>
+                  <w:sz w:val="22"/>
+                  <w:lang w:val="en-US" w:eastAsia="zh-CN"/>
+                </w:rPr>
+                <m:t xml:space="preserve"> 1.520</m:t>
+              </m:r>
+              <w:bookmarkStart w:id="0" w:name="_GoBack"/>
+              <w:bookmarkEnd w:id="0"/>
+              <m:r>
+                <m:rPr/>
+                <w:rPr>
+                  <w:rFonts w:hint="default" w:ascii="Cambria Math" w:hAnsi="Cambria Math" w:eastAsia="黑体"/>
+                  <w:sz w:val="22"/>
+                </w:rPr>
+                <m:t>±0.086) m</m:t>
+              </m:r>
+            </m:oMath>
+            <w:r>
+              <m:rPr/>
+              <w:rPr>
+                <w:rFonts w:hint="eastAsia" w:hAnsi="Cambria Math" w:eastAsia="黑体"/>
+                <w:i w:val="0"/>
+                <w:sz w:val="22"/>
+                <w:lang w:eastAsia="zh-CN"/>
+              </w:rPr>
+              <w:t>，</w:t>
+            </w:r>
+            <w:r>
+              <w:rPr>
+                <w:rFonts w:hint="eastAsia" w:ascii="黑体" w:hAnsi="黑体" w:eastAsia="黑体"/>
                 <w:bCs/>
                 <w:sz w:val="22"/>
                 <w:szCs w:val="22"/>
               </w:rPr>
-            </w:pPr>
-          </w:p>
-          <w:p>
-            <w:pPr>
-              <w:rPr>
-                <w:rFonts w:ascii="黑体" w:hAnsi="黑体" w:eastAsia="黑体"/>
-                <w:bCs/>
-                <w:sz w:val="22"/>
-                <w:szCs w:val="22"/>
-              </w:rPr>
-            </w:pPr>
-          </w:p>
-          <w:p>
-            <w:pPr>
-              <w:rPr>
-                <w:rFonts w:ascii="黑体" w:hAnsi="黑体" w:eastAsia="黑体"/>
-                <w:bCs/>
-                <w:sz w:val="22"/>
-                <w:szCs w:val="22"/>
-              </w:rPr>
-            </w:pPr>
-          </w:p>
-          <w:p>
-            <w:pPr>
-              <w:rPr>
-                <w:rFonts w:ascii="黑体" w:hAnsi="黑体" w:eastAsia="黑体"/>
-                <w:bCs/>
-                <w:sz w:val="22"/>
-                <w:szCs w:val="22"/>
-              </w:rPr>
-            </w:pPr>
-          </w:p>
-          <w:p>
-            <w:pPr>
-              <w:rPr>
-                <w:rFonts w:ascii="黑体" w:hAnsi="黑体" w:eastAsia="黑体"/>
-                <w:bCs/>
-                <w:sz w:val="22"/>
-                <w:szCs w:val="22"/>
-              </w:rPr>
-            </w:pPr>
-          </w:p>
-          <w:p>
-            <w:pPr>
-              <w:rPr>
-                <w:rFonts w:ascii="黑体" w:hAnsi="黑体" w:eastAsia="黑体"/>
-                <w:bCs/>
-                <w:sz w:val="22"/>
-                <w:szCs w:val="22"/>
-              </w:rPr>
-            </w:pPr>
-          </w:p>
-          <w:p>
-            <w:pPr>
-              <w:rPr>
-                <w:rFonts w:ascii="黑体" w:hAnsi="黑体" w:eastAsia="黑体"/>
-                <w:bCs/>
-                <w:sz w:val="22"/>
-                <w:szCs w:val="22"/>
-              </w:rPr>
-            </w:pPr>
-          </w:p>
-          <w:p>
-            <w:pPr>
-              <w:rPr>
-                <w:rFonts w:ascii="黑体" w:hAnsi="黑体" w:eastAsia="黑体"/>
-                <w:bCs/>
-                <w:sz w:val="22"/>
-                <w:szCs w:val="22"/>
-              </w:rPr>
-            </w:pPr>
-          </w:p>
-          <w:p>
-            <w:pPr>
-              <w:rPr>
-                <w:rFonts w:ascii="黑体" w:hAnsi="黑体" w:eastAsia="黑体"/>
-                <w:bCs/>
-                <w:sz w:val="22"/>
-                <w:szCs w:val="22"/>
-              </w:rPr>
-            </w:pPr>
+              <w:t>相对离散度约5.41%。</w:t>
+            </w:r>
           </w:p>
           <w:p>
             <w:pPr>
@@ -2112,51 +2300,242 @@
           <w:p>
             <w:pPr>
               <w:rPr>
-                <w:szCs w:val="21"/>
-              </w:rPr>
-            </w:pPr>
-          </w:p>
-          <w:p>
-            <w:pPr>
-              <w:rPr>
-                <w:szCs w:val="21"/>
-              </w:rPr>
-            </w:pPr>
-          </w:p>
-          <w:p>
-            <w:pPr>
-              <w:rPr>
-                <w:szCs w:val="21"/>
-              </w:rPr>
-            </w:pPr>
-          </w:p>
-          <w:p>
-            <w:pPr>
-              <w:rPr>
-                <w:szCs w:val="21"/>
-              </w:rPr>
-            </w:pPr>
-          </w:p>
-          <w:p>
-            <w:pPr>
-              <w:rPr>
-                <w:szCs w:val="21"/>
-              </w:rPr>
-            </w:pPr>
-          </w:p>
-          <w:p>
-            <w:pPr>
-              <w:rPr>
-                <w:szCs w:val="21"/>
-              </w:rPr>
-            </w:pPr>
-          </w:p>
-          <w:p>
-            <w:pPr>
-              <w:rPr>
-                <w:szCs w:val="21"/>
-              </w:rPr>
-            </w:pPr>
+                <w:rFonts w:hint="eastAsia"/>
+                <w:szCs w:val="21"/>
+              </w:rPr>
+            </w:pPr>
+            <w:r>
+              <w:rPr>
+                <w:rFonts w:hint="eastAsia"/>
+                <w:szCs w:val="21"/>
+              </w:rPr>
+              <w:t>本实验完成了读数显微镜调焦与消视差操作，观察到牛顿环等厚干涉同心圆条纹，并通过多组环直径数据用逐差法求得平凸透镜曲率</w:t>
+            </w:r>
+          </w:p>
+          <w:p>
+            <w:pPr>
+              <w:rPr>
+                <w:rFonts w:hint="eastAsia"/>
+                <w:szCs w:val="21"/>
+              </w:rPr>
+            </w:pPr>
+            <w:r>
+              <w:rPr>
+                <w:rFonts w:hint="eastAsia"/>
+                <w:szCs w:val="21"/>
+              </w:rPr>
+              <w:t>半径。逐差法可减弱系统偏置和随机波动对单次测量的影响，提高结果稳定性；主要误差来自条纹定位、读数回程差、中心判定与机</w:t>
+            </w:r>
+          </w:p>
+          <w:p>
+            <w:pPr>
+              <w:rPr>
+                <w:rFonts w:hint="eastAsia"/>
+                <w:szCs w:val="21"/>
+              </w:rPr>
+            </w:pPr>
+            <w:r>
+              <w:rPr>
+                <w:rFonts w:hint="eastAsia"/>
+                <w:szCs w:val="21"/>
+              </w:rPr>
+              <w:t>械振动/照明稳定性。</w:t>
+            </w:r>
+          </w:p>
+          <w:p>
+            <w:pPr>
+              <w:rPr>
+                <w:rFonts w:hint="eastAsia"/>
+                <w:szCs w:val="21"/>
+              </w:rPr>
+            </w:pPr>
+          </w:p>
+          <w:p>
+            <w:pPr>
+              <w:rPr>
+                <w:rFonts w:hint="eastAsia"/>
+                <w:szCs w:val="21"/>
+                <w:lang w:val="en-US" w:eastAsia="zh-CN"/>
+              </w:rPr>
+            </w:pPr>
+            <w:r>
+              <w:rPr>
+                <w:rFonts w:hint="eastAsia"/>
+                <w:szCs w:val="21"/>
+                <w:lang w:val="en-US" w:eastAsia="zh-CN"/>
+              </w:rPr>
+              <w:t>思考题：</w:t>
+            </w:r>
+          </w:p>
+          <w:p>
+            <w:pPr>
+              <w:rPr>
+                <w:rFonts w:hint="eastAsia"/>
+                <w:szCs w:val="21"/>
+                <w:lang w:val="en-US" w:eastAsia="zh-CN"/>
+              </w:rPr>
+            </w:pPr>
+            <w:r>
+              <w:rPr>
+                <w:rFonts w:hint="eastAsia"/>
+                <w:szCs w:val="21"/>
+                <w:lang w:val="en-US" w:eastAsia="zh-CN"/>
+              </w:rPr>
+              <w:t xml:space="preserve"> 1. 分析本次牛顿环实验误差的可能来源。</w:t>
+            </w:r>
+          </w:p>
+          <w:p>
+            <w:pPr>
+              <w:rPr>
+                <w:rFonts w:hint="eastAsia"/>
+                <w:szCs w:val="21"/>
+                <w:lang w:val="en-US" w:eastAsia="zh-CN"/>
+              </w:rPr>
+            </w:pPr>
+            <w:r>
+              <w:rPr>
+                <w:rFonts w:hint="eastAsia"/>
+                <w:szCs w:val="21"/>
+                <w:lang w:val="en-US" w:eastAsia="zh-CN"/>
+              </w:rPr>
+              <w:t>答：条纹边界判读误差、显微镜视差未消尽、测微鼓轮反向导致空程差、环中心不准、光源不稳与环境振动、透镜与平板接触不理想</w:t>
+            </w:r>
+          </w:p>
+          <w:p>
+            <w:pPr>
+              <w:rPr>
+                <w:rFonts w:hint="eastAsia"/>
+                <w:szCs w:val="21"/>
+                <w:lang w:val="en-US" w:eastAsia="zh-CN"/>
+              </w:rPr>
+            </w:pPr>
+            <w:r>
+              <w:rPr>
+                <w:rFonts w:hint="eastAsia"/>
+                <w:szCs w:val="21"/>
+                <w:lang w:val="en-US" w:eastAsia="zh-CN"/>
+              </w:rPr>
+              <w:t xml:space="preserve">（灰尘/倾斜）等。  </w:t>
+            </w:r>
+          </w:p>
+          <w:p>
+            <w:pPr>
+              <w:rPr>
+                <w:rFonts w:hint="eastAsia"/>
+                <w:szCs w:val="21"/>
+                <w:lang w:val="en-US" w:eastAsia="zh-CN"/>
+              </w:rPr>
+            </w:pPr>
+            <w:r>
+              <w:rPr>
+                <w:rFonts w:hint="eastAsia"/>
+                <w:szCs w:val="21"/>
+                <w:lang w:val="en-US" w:eastAsia="zh-CN"/>
+              </w:rPr>
+              <w:t xml:space="preserve"> 2. 若测量透明液体折射率，设计实验装置并说明注意事项。</w:t>
+            </w:r>
+          </w:p>
+          <w:p>
+            <w:pPr>
+              <w:rPr>
+                <w:rFonts w:hint="eastAsia"/>
+                <w:szCs w:val="21"/>
+                <w:lang w:val="en-US" w:eastAsia="zh-CN"/>
+              </w:rPr>
+            </w:pPr>
+            <w:r>
+              <w:rPr>
+                <w:rFonts w:hint="eastAsia"/>
+                <w:szCs w:val="21"/>
+                <w:lang w:val="en-US" w:eastAsia="zh-CN"/>
+              </w:rPr>
+              <w:t xml:space="preserve">答：在平凸透镜与平板玻璃间引入待测液体薄层，形成“液体牛顿环”；分别测空气中与液体中的同级环径平方差，利用 </w:t>
+            </w:r>
+          </w:p>
+          <w:p>
+            <w:pPr>
+              <w:rPr>
+                <w:rFonts w:hint="eastAsia"/>
+                <w:szCs w:val="21"/>
+                <w:lang w:val="en-US" w:eastAsia="zh-CN"/>
+              </w:rPr>
+            </w:pPr>
+            <w:r>
+              <w:rPr>
+                <w:rFonts w:hint="eastAsia"/>
+                <w:szCs w:val="21"/>
+                <w:lang w:val="en-US" w:eastAsia="zh-CN"/>
+              </w:rPr>
+              <w:t xml:space="preserve">(D_k^2\propto \frac{R\lambda}{n}) 比较两种介质数据求 </w:t>
+            </w:r>
+          </w:p>
+          <w:p>
+            <w:pPr>
+              <w:rPr>
+                <w:rFonts w:hint="eastAsia"/>
+                <w:szCs w:val="21"/>
+                <w:lang w:val="en-US" w:eastAsia="zh-CN"/>
+              </w:rPr>
+            </w:pPr>
+            <w:r>
+              <w:rPr>
+                <w:rFonts w:hint="eastAsia"/>
+                <w:szCs w:val="21"/>
+                <w:lang w:val="en-US" w:eastAsia="zh-CN"/>
+              </w:rPr>
+              <w:t xml:space="preserve">(n)。注意液层均匀、无气泡杂质、同一波长、同级环对应、温度稳定、读数单向旋转避免回程差。  </w:t>
+            </w:r>
+          </w:p>
+          <w:p>
+            <w:pPr>
+              <w:rPr>
+                <w:rFonts w:hint="eastAsia"/>
+                <w:szCs w:val="21"/>
+                <w:lang w:val="en-US" w:eastAsia="zh-CN"/>
+              </w:rPr>
+            </w:pPr>
+            <w:r>
+              <w:rPr>
+                <w:rFonts w:hint="eastAsia"/>
+                <w:szCs w:val="21"/>
+                <w:lang w:val="en-US" w:eastAsia="zh-CN"/>
+              </w:rPr>
+              <w:t xml:space="preserve"> 3. （PPT 今日提问）干涉形成条件、如何消视差、如何消空程差、明暗纹条件。</w:t>
+            </w:r>
+          </w:p>
+          <w:p>
+            <w:pPr>
+              <w:rPr>
+                <w:rFonts w:hint="eastAsia"/>
+                <w:szCs w:val="21"/>
+                <w:lang w:val="en-US" w:eastAsia="zh-CN"/>
+              </w:rPr>
+            </w:pPr>
+            <w:r>
+              <w:rPr>
+                <w:rFonts w:hint="eastAsia"/>
+                <w:szCs w:val="21"/>
+                <w:lang w:val="en-US" w:eastAsia="zh-CN"/>
+              </w:rPr>
+              <w:t>答：相干条件为频率相同且相位差恒定；消视差靠目镜调焦到刻线清晰后再调物镜使像与刻线同面无相对移动；消空程差靠测微鼓轮</w:t>
+            </w:r>
+          </w:p>
+          <w:p>
+            <w:pPr>
+              <w:rPr>
+                <w:rFonts w:hint="eastAsia"/>
+                <w:szCs w:val="21"/>
+                <w:lang w:val="en-US" w:eastAsia="zh-CN"/>
+              </w:rPr>
+            </w:pPr>
+            <w:r>
+              <w:rPr>
+                <w:rFonts w:hint="eastAsia"/>
+                <w:szCs w:val="21"/>
+                <w:lang w:val="en-US" w:eastAsia="zh-CN"/>
+              </w:rPr>
+              <w:t>全程单向逼近；反射牛顿环通常中心暗纹，满足相位条件分别出现明暗环。</w:t>
+            </w:r>
           </w:p>
           <w:p>
             <w:pPr>
@@ -2298,12 +2677,6 @@
                   <w:insideH w:val="single" w:color="auto" w:sz="4" w:space="0"/>
                   <w:insideV w:val="single" w:color="auto" w:sz="4" w:space="0"/>
                 </w:tblBorders>
-                <w:tblCellMar>
-                  <w:top w:w="0" w:type="dxa"/>
-                  <w:left w:w="108" w:type="dxa"/>
-                  <w:bottom w:w="0" w:type="dxa"/>
-                  <w:right w:w="108" w:type="dxa"/>
-                </w:tblCellMar>
               </w:tblPrEx>
               <w:trPr>
                 <w:trHeight w:val="434" w:hRule="atLeast"/>
